--- a/docs/scientific_article/article_2/Курский_статья_2_ITDays.docx
+++ b/docs/scientific_article/article_2/Курский_статья_2_ITDays.docx
@@ -18,7 +18,7 @@
           <w:sz w:val="20"/>
           <w:szCs w:val="20"/>
         </w:rPr>
-        <w:t xml:space="preserve">УДК 003.26; 519.72</w:t>
+        <w:t xml:space="preserve">УДК 004.056.55</w:t>
       </w:r>
     </w:p>
     <w:p>
@@ -153,7 +153,7 @@
           <w:sz w:val="20"/>
           <w:szCs w:val="20"/>
         </w:rPr>
-        <w:t xml:space="preserve">Представлены результаты экспериментального исследования криптостойкости шести симметричных алгоритмов шифрования: AES-128, DES, 3DES, Blowfish, ChaCha20 и ГОСТ 28147-89 (Магма). Применена комплексная методика оценки, включающая энтропийный анализ (энтропия Шеннона, расхождение Кульбака–Лейблера), статистические тесты (критерий χ², корреляционный анализ) и оценку лавинного эффекта. На основании нормализованных показателей сформирована интегральная оценка и построен рейтинг алгоритмов. Экспериментально подтверждено, что современные алгоритмы (AES-128, ChaCha20) демонстрируют наивысшую криптостойкость по всем критериям, тогда как устаревшие (DES) обнаруживают статистически значимые отклонения от идеальных значений.</w:t>
+        <w:t xml:space="preserve">Представлены результаты экспериментального исследования криптостойкости шести симметричных алгоритмов шифрования: AES-128, DES, 3DES, Twofish, RC6 и ГОСТ Р 34.12-2015 (Магма). Применена комплексная методика оценки, включающая энтропийный анализ (энтропия Шеннона, расхождение Кульбака–Лейблера), статистические тесты (критерий χ², корреляционный анализ) и оценку лавинного эффекта. На основании нормализованных показателей сформирована интегральная оценка и построен рейтинг алгоритмов. Экспериментально подтверждено, что современные алгоритмы (RC6, AES-128) демонстрируют наивысшую криптостойкость по всем критериям, тогда как устаревшие (DES) обнаруживают статистически значимые отклонения от идеальных значений.</w:t>
       </w:r>
     </w:p>
     <w:p>
@@ -183,7 +183,7 @@
           <w:sz w:val="20"/>
           <w:szCs w:val="20"/>
         </w:rPr>
-        <w:t xml:space="preserve">The results of an experimental study of the cryptographic strength of six symmetric encryption algorithms are presented: AES-128, DES, 3DES, Blowfish, ChaCha20, and GOST 28147-89 (Magma). A comprehensive evaluation methodology was applied, including entropy analysis (Shannon entropy, Kullback–Leibler divergence), statistical tests (chi-squared test, correlation analysis), and avalanche effect evaluation. Based on normalized indicators, an integral assessment was formed and an algorithm ranking was constructed. It was experimentally confirmed that modern algorithms (AES-128, ChaCha20) demonstrate the highest cryptographic strength across all criteria, while outdated ones (DES) show statistically significant deviations from ideal values.</w:t>
+        <w:t xml:space="preserve">The results of an experimental study of the cryptographic strength of six symmetric encryption algorithms are presented: AES-128, DES, 3DES, Twofish, RC6, and GOST R 34.12-2015 (Magma). A comprehensive evaluation methodology was applied, including entropy analysis (Shannon entropy, Kullback–Leibler divergence), statistical tests (chi-squared test, correlation analysis), and avalanche effect evaluation. Based on normalized indicators, an integral assessment was formed and an algorithm ranking was constructed. It was experimentally confirmed that modern algorithms (RC6, AES-128) demonstrate the highest cryptographic strength across all criteria, while outdated ones (DES) show statistically significant deviations from ideal values.</w:t>
       </w:r>
     </w:p>
     <w:p>
@@ -1073,39 +1073,71 @@
                 <w:sz w:val="20"/>
                 <w:szCs w:val="20"/>
               </w:rPr>
-              <w:t xml:space="preserve">Blowfish</w:t>
-            </w:r>
-          </w:p>
-        </w:tc>
-        <w:tc>
-          <w:tcPr>
-            <w:tcW w:type="dxa" w:w="1870"/>
-            <w:tcBorders>
-              <w:top w:val="single" w:color="000000" w:sz="1"/>
-              <w:left w:val="single" w:color="000000" w:sz="1"/>
-              <w:bottom w:val="single" w:color="000000" w:sz="1"/>
-              <w:right w:val="single" w:color="000000" w:sz="1"/>
-            </w:tcBorders>
-            <w:tcMar>
-              <w:top w:type="dxa" w:w="40"/>
-              <w:left w:type="dxa" w:w="80"/>
-              <w:bottom w:type="dxa" w:w="40"/>
-              <w:right w:type="dxa" w:w="80"/>
-            </w:tcMar>
-          </w:tcPr>
-          <w:p>
-            <w:pPr>
-              <w:spacing w:after="0" w:line="240"/>
-              <w:ind w:firstLine="0"/>
-              <w:jc w:val="center"/>
-            </w:pPr>
-            <w:r>
-              <w:rPr>
-                <w:rFonts w:ascii="Times New Roman" w:cs="Times New Roman" w:eastAsia="Times New Roman" w:hAnsi="Times New Roman"/>
-                <w:sz w:val="20"/>
-                <w:szCs w:val="20"/>
-              </w:rPr>
-              <w:t xml:space="preserve">Блочный (Фейстель)</w:t>
+              <w:t xml:space="preserve">Twofish</w:t>
+            </w:r>
+          </w:p>
+        </w:tc>
+        <w:tc>
+          <w:tcPr>
+            <w:tcW w:type="dxa" w:w="1870"/>
+            <w:tcBorders>
+              <w:top w:val="single" w:color="000000" w:sz="1"/>
+              <w:left w:val="single" w:color="000000" w:sz="1"/>
+              <w:bottom w:val="single" w:color="000000" w:sz="1"/>
+              <w:right w:val="single" w:color="000000" w:sz="1"/>
+            </w:tcBorders>
+            <w:tcMar>
+              <w:top w:type="dxa" w:w="40"/>
+              <w:left w:type="dxa" w:w="80"/>
+              <w:bottom w:type="dxa" w:w="40"/>
+              <w:right w:type="dxa" w:w="80"/>
+            </w:tcMar>
+          </w:tcPr>
+          <w:p>
+            <w:pPr>
+              <w:spacing w:after="0" w:line="240"/>
+              <w:ind w:firstLine="0"/>
+              <w:jc w:val="center"/>
+            </w:pPr>
+            <w:r>
+              <w:rPr>
+                <w:rFonts w:ascii="Times New Roman" w:cs="Times New Roman" w:eastAsia="Times New Roman" w:hAnsi="Times New Roman"/>
+                <w:sz w:val="20"/>
+                <w:szCs w:val="20"/>
+              </w:rPr>
+              <w:t xml:space="preserve">Блочный (SPN+Фейстель)</w:t>
+            </w:r>
+          </w:p>
+        </w:tc>
+        <w:tc>
+          <w:tcPr>
+            <w:tcW w:type="dxa" w:w="1870"/>
+            <w:tcBorders>
+              <w:top w:val="single" w:color="000000" w:sz="1"/>
+              <w:left w:val="single" w:color="000000" w:sz="1"/>
+              <w:bottom w:val="single" w:color="000000" w:sz="1"/>
+              <w:right w:val="single" w:color="000000" w:sz="1"/>
+            </w:tcBorders>
+            <w:tcMar>
+              <w:top w:type="dxa" w:w="40"/>
+              <w:left w:type="dxa" w:w="80"/>
+              <w:bottom w:type="dxa" w:w="40"/>
+              <w:right w:type="dxa" w:w="80"/>
+            </w:tcMar>
+          </w:tcPr>
+          <w:p>
+            <w:pPr>
+              <w:spacing w:after="0" w:line="240"/>
+              <w:ind w:firstLine="0"/>
+              <w:jc w:val="center"/>
+            </w:pPr>
+            <w:r>
+              <w:rPr>
+                <w:rFonts w:ascii="Times New Roman" w:cs="Times New Roman" w:eastAsia="Times New Roman" w:hAnsi="Times New Roman"/>
+                <w:sz w:val="20"/>
+                <w:szCs w:val="20"/>
+              </w:rPr>
+              <w:t xml:space="preserve">256</w:t>
             </w:r>
           </w:p>
         </w:tc>
@@ -1169,39 +1201,7 @@
                 <w:sz w:val="20"/>
                 <w:szCs w:val="20"/>
               </w:rPr>
-              <w:t xml:space="preserve">64</w:t>
-            </w:r>
-          </w:p>
-        </w:tc>
-        <w:tc>
-          <w:tcPr>
-            <w:tcW w:type="dxa" w:w="1870"/>
-            <w:tcBorders>
-              <w:top w:val="single" w:color="000000" w:sz="1"/>
-              <w:left w:val="single" w:color="000000" w:sz="1"/>
-              <w:bottom w:val="single" w:color="000000" w:sz="1"/>
-              <w:right w:val="single" w:color="000000" w:sz="1"/>
-            </w:tcBorders>
-            <w:tcMar>
-              <w:top w:type="dxa" w:w="40"/>
-              <w:left w:type="dxa" w:w="80"/>
-              <w:bottom w:type="dxa" w:w="40"/>
-              <w:right w:type="dxa" w:w="80"/>
-            </w:tcMar>
-          </w:tcPr>
-          <w:p>
-            <w:pPr>
-              <w:spacing w:after="0" w:line="240"/>
-              <w:ind w:firstLine="0"/>
-              <w:jc w:val="center"/>
-            </w:pPr>
-            <w:r>
-              <w:rPr>
-                <w:rFonts w:ascii="Times New Roman" w:cs="Times New Roman" w:eastAsia="Times New Roman" w:hAnsi="Times New Roman"/>
-                <w:sz w:val="20"/>
-                <w:szCs w:val="20"/>
-              </w:rPr>
-              <w:t xml:space="preserve">1993</w:t>
+              <w:t xml:space="preserve">1998</w:t>
             </w:r>
           </w:p>
         </w:tc>
@@ -1235,39 +1235,39 @@
                 <w:sz w:val="20"/>
                 <w:szCs w:val="20"/>
               </w:rPr>
-              <w:t xml:space="preserve">ChaCha20</w:t>
-            </w:r>
-          </w:p>
-        </w:tc>
-        <w:tc>
-          <w:tcPr>
-            <w:tcW w:type="dxa" w:w="1870"/>
-            <w:tcBorders>
-              <w:top w:val="single" w:color="000000" w:sz="1"/>
-              <w:left w:val="single" w:color="000000" w:sz="1"/>
-              <w:bottom w:val="single" w:color="000000" w:sz="1"/>
-              <w:right w:val="single" w:color="000000" w:sz="1"/>
-            </w:tcBorders>
-            <w:tcMar>
-              <w:top w:type="dxa" w:w="40"/>
-              <w:left w:type="dxa" w:w="80"/>
-              <w:bottom w:type="dxa" w:w="40"/>
-              <w:right w:type="dxa" w:w="80"/>
-            </w:tcMar>
-          </w:tcPr>
-          <w:p>
-            <w:pPr>
-              <w:spacing w:after="0" w:line="240"/>
-              <w:ind w:firstLine="0"/>
-              <w:jc w:val="center"/>
-            </w:pPr>
-            <w:r>
-              <w:rPr>
-                <w:rFonts w:ascii="Times New Roman" w:cs="Times New Roman" w:eastAsia="Times New Roman" w:hAnsi="Times New Roman"/>
-                <w:sz w:val="20"/>
-                <w:szCs w:val="20"/>
-              </w:rPr>
-              <w:t xml:space="preserve">Потоковый</w:t>
+              <w:t xml:space="preserve">RC6</w:t>
+            </w:r>
+          </w:p>
+        </w:tc>
+        <w:tc>
+          <w:tcPr>
+            <w:tcW w:type="dxa" w:w="1870"/>
+            <w:tcBorders>
+              <w:top w:val="single" w:color="000000" w:sz="1"/>
+              <w:left w:val="single" w:color="000000" w:sz="1"/>
+              <w:bottom w:val="single" w:color="000000" w:sz="1"/>
+              <w:right w:val="single" w:color="000000" w:sz="1"/>
+            </w:tcBorders>
+            <w:tcMar>
+              <w:top w:type="dxa" w:w="40"/>
+              <w:left w:type="dxa" w:w="80"/>
+              <w:bottom w:type="dxa" w:w="40"/>
+              <w:right w:type="dxa" w:w="80"/>
+            </w:tcMar>
+          </w:tcPr>
+          <w:p>
+            <w:pPr>
+              <w:spacing w:after="0" w:line="240"/>
+              <w:ind w:firstLine="0"/>
+              <w:jc w:val="center"/>
+            </w:pPr>
+            <w:r>
+              <w:rPr>
+                <w:rFonts w:ascii="Times New Roman" w:cs="Times New Roman" w:eastAsia="Times New Roman" w:hAnsi="Times New Roman"/>
+                <w:sz w:val="20"/>
+                <w:szCs w:val="20"/>
+              </w:rPr>
+              <w:t xml:space="preserve">Блочный (SPN)</w:t>
             </w:r>
           </w:p>
         </w:tc>
@@ -1331,39 +1331,39 @@
                 <w:sz w:val="20"/>
                 <w:szCs w:val="20"/>
               </w:rPr>
-              <w:t xml:space="preserve">—</w:t>
-            </w:r>
-          </w:p>
-        </w:tc>
-        <w:tc>
-          <w:tcPr>
-            <w:tcW w:type="dxa" w:w="1870"/>
-            <w:tcBorders>
-              <w:top w:val="single" w:color="000000" w:sz="1"/>
-              <w:left w:val="single" w:color="000000" w:sz="1"/>
-              <w:bottom w:val="single" w:color="000000" w:sz="1"/>
-              <w:right w:val="single" w:color="000000" w:sz="1"/>
-            </w:tcBorders>
-            <w:tcMar>
-              <w:top w:type="dxa" w:w="40"/>
-              <w:left w:type="dxa" w:w="80"/>
-              <w:bottom w:type="dxa" w:w="40"/>
-              <w:right w:type="dxa" w:w="80"/>
-            </w:tcMar>
-          </w:tcPr>
-          <w:p>
-            <w:pPr>
-              <w:spacing w:after="0" w:line="240"/>
-              <w:ind w:firstLine="0"/>
-              <w:jc w:val="center"/>
-            </w:pPr>
-            <w:r>
-              <w:rPr>
-                <w:rFonts w:ascii="Times New Roman" w:cs="Times New Roman" w:eastAsia="Times New Roman" w:hAnsi="Times New Roman"/>
-                <w:sz w:val="20"/>
-                <w:szCs w:val="20"/>
-              </w:rPr>
-              <w:t xml:space="preserve">2008</w:t>
+              <w:t xml:space="preserve">128</w:t>
+            </w:r>
+          </w:p>
+        </w:tc>
+        <w:tc>
+          <w:tcPr>
+            <w:tcW w:type="dxa" w:w="1870"/>
+            <w:tcBorders>
+              <w:top w:val="single" w:color="000000" w:sz="1"/>
+              <w:left w:val="single" w:color="000000" w:sz="1"/>
+              <w:bottom w:val="single" w:color="000000" w:sz="1"/>
+              <w:right w:val="single" w:color="000000" w:sz="1"/>
+            </w:tcBorders>
+            <w:tcMar>
+              <w:top w:type="dxa" w:w="40"/>
+              <w:left w:type="dxa" w:w="80"/>
+              <w:bottom w:type="dxa" w:w="40"/>
+              <w:right w:type="dxa" w:w="80"/>
+            </w:tcMar>
+          </w:tcPr>
+          <w:p>
+            <w:pPr>
+              <w:spacing w:after="0" w:line="240"/>
+              <w:ind w:firstLine="0"/>
+              <w:jc w:val="center"/>
+            </w:pPr>
+            <w:r>
+              <w:rPr>
+                <w:rFonts w:ascii="Times New Roman" w:cs="Times New Roman" w:eastAsia="Times New Roman" w:hAnsi="Times New Roman"/>
+                <w:sz w:val="20"/>
+                <w:szCs w:val="20"/>
+              </w:rPr>
+              <w:t xml:space="preserve">1998</w:t>
             </w:r>
           </w:p>
         </w:tc>
@@ -1397,7 +1397,7 @@
                 <w:sz w:val="20"/>
                 <w:szCs w:val="20"/>
               </w:rPr>
-              <w:t xml:space="preserve">ГОСТ 28147-89</w:t>
+              <w:t xml:space="preserve">ГОСТ Р 34.12-2015 (Магма)</w:t>
             </w:r>
           </w:p>
         </w:tc>
@@ -1525,7 +1525,7 @@
                 <w:sz w:val="20"/>
                 <w:szCs w:val="20"/>
               </w:rPr>
-              <w:t xml:space="preserve">1989</w:t>
+              <w:t xml:space="preserve">2015</w:t>
             </w:r>
           </w:p>
         </w:tc>
@@ -2387,39 +2387,39 @@
                 <w:sz w:val="20"/>
                 <w:szCs w:val="20"/>
               </w:rPr>
-              <w:t xml:space="preserve">Blowfish</w:t>
-            </w:r>
-          </w:p>
-        </w:tc>
-        <w:tc>
-          <w:tcPr>
-            <w:tcW w:type="dxa" w:w="1870"/>
-            <w:tcBorders>
-              <w:top w:val="single" w:color="000000" w:sz="1"/>
-              <w:left w:val="single" w:color="000000" w:sz="1"/>
-              <w:bottom w:val="single" w:color="000000" w:sz="1"/>
-              <w:right w:val="single" w:color="000000" w:sz="1"/>
-            </w:tcBorders>
-            <w:tcMar>
-              <w:top w:type="dxa" w:w="40"/>
-              <w:left w:type="dxa" w:w="80"/>
-              <w:bottom w:type="dxa" w:w="40"/>
-              <w:right w:type="dxa" w:w="80"/>
-            </w:tcMar>
-          </w:tcPr>
-          <w:p>
-            <w:pPr>
-              <w:spacing w:after="0" w:line="240"/>
-              <w:ind w:firstLine="0"/>
-              <w:jc w:val="center"/>
-            </w:pPr>
-            <w:r>
-              <w:rPr>
-                <w:rFonts w:ascii="Times New Roman" w:cs="Times New Roman" w:eastAsia="Times New Roman" w:hAnsi="Times New Roman"/>
-                <w:sz w:val="20"/>
-                <w:szCs w:val="20"/>
-              </w:rPr>
-              <w:t xml:space="preserve">7,9989</w:t>
+              <w:t xml:space="preserve">Twofish</w:t>
+            </w:r>
+          </w:p>
+        </w:tc>
+        <w:tc>
+          <w:tcPr>
+            <w:tcW w:type="dxa" w:w="1870"/>
+            <w:tcBorders>
+              <w:top w:val="single" w:color="000000" w:sz="1"/>
+              <w:left w:val="single" w:color="000000" w:sz="1"/>
+              <w:bottom w:val="single" w:color="000000" w:sz="1"/>
+              <w:right w:val="single" w:color="000000" w:sz="1"/>
+            </w:tcBorders>
+            <w:tcMar>
+              <w:top w:type="dxa" w:w="40"/>
+              <w:left w:type="dxa" w:w="80"/>
+              <w:bottom w:type="dxa" w:w="40"/>
+              <w:right w:type="dxa" w:w="80"/>
+            </w:tcMar>
+          </w:tcPr>
+          <w:p>
+            <w:pPr>
+              <w:spacing w:after="0" w:line="240"/>
+              <w:ind w:firstLine="0"/>
+              <w:jc w:val="center"/>
+            </w:pPr>
+            <w:r>
+              <w:rPr>
+                <w:rFonts w:ascii="Times New Roman" w:cs="Times New Roman" w:eastAsia="Times New Roman" w:hAnsi="Times New Roman"/>
+                <w:sz w:val="20"/>
+                <w:szCs w:val="20"/>
+              </w:rPr>
+              <w:t xml:space="preserve">7,9991</w:t>
             </w:r>
           </w:p>
         </w:tc>
@@ -2483,7 +2483,7 @@
                 <w:sz w:val="20"/>
                 <w:szCs w:val="20"/>
               </w:rPr>
-              <w:t xml:space="preserve">0,00029</w:t>
+              <w:t xml:space="preserve">0,00024</w:t>
             </w:r>
           </w:p>
         </w:tc>
@@ -2549,39 +2549,39 @@
                 <w:sz w:val="20"/>
                 <w:szCs w:val="20"/>
               </w:rPr>
-              <w:t xml:space="preserve">ChaCha20</w:t>
-            </w:r>
-          </w:p>
-        </w:tc>
-        <w:tc>
-          <w:tcPr>
-            <w:tcW w:type="dxa" w:w="1870"/>
-            <w:tcBorders>
-              <w:top w:val="single" w:color="000000" w:sz="1"/>
-              <w:left w:val="single" w:color="000000" w:sz="1"/>
-              <w:bottom w:val="single" w:color="000000" w:sz="1"/>
-              <w:right w:val="single" w:color="000000" w:sz="1"/>
-            </w:tcBorders>
-            <w:tcMar>
-              <w:top w:type="dxa" w:w="40"/>
-              <w:left w:type="dxa" w:w="80"/>
-              <w:bottom w:type="dxa" w:w="40"/>
-              <w:right w:type="dxa" w:w="80"/>
-            </w:tcMar>
-          </w:tcPr>
-          <w:p>
-            <w:pPr>
-              <w:spacing w:after="0" w:line="240"/>
-              <w:ind w:firstLine="0"/>
-              <w:jc w:val="center"/>
-            </w:pPr>
-            <w:r>
-              <w:rPr>
-                <w:rFonts w:ascii="Times New Roman" w:cs="Times New Roman" w:eastAsia="Times New Roman" w:hAnsi="Times New Roman"/>
-                <w:sz w:val="20"/>
-                <w:szCs w:val="20"/>
-              </w:rPr>
-              <w:t xml:space="preserve">7,9996</w:t>
+              <w:t xml:space="preserve">RC6</w:t>
+            </w:r>
+          </w:p>
+        </w:tc>
+        <w:tc>
+          <w:tcPr>
+            <w:tcW w:type="dxa" w:w="1870"/>
+            <w:tcBorders>
+              <w:top w:val="single" w:color="000000" w:sz="1"/>
+              <w:left w:val="single" w:color="000000" w:sz="1"/>
+              <w:bottom w:val="single" w:color="000000" w:sz="1"/>
+              <w:right w:val="single" w:color="000000" w:sz="1"/>
+            </w:tcBorders>
+            <w:tcMar>
+              <w:top w:type="dxa" w:w="40"/>
+              <w:left w:type="dxa" w:w="80"/>
+              <w:bottom w:type="dxa" w:w="40"/>
+              <w:right w:type="dxa" w:w="80"/>
+            </w:tcMar>
+          </w:tcPr>
+          <w:p>
+            <w:pPr>
+              <w:spacing w:after="0" w:line="240"/>
+              <w:ind w:firstLine="0"/>
+              <w:jc w:val="center"/>
+            </w:pPr>
+            <w:r>
+              <w:rPr>
+                <w:rFonts w:ascii="Times New Roman" w:cs="Times New Roman" w:eastAsia="Times New Roman" w:hAnsi="Times New Roman"/>
+                <w:sz w:val="20"/>
+                <w:szCs w:val="20"/>
+              </w:rPr>
+              <w:t xml:space="preserve">7,9994</w:t>
             </w:r>
           </w:p>
         </w:tc>
@@ -2645,39 +2645,39 @@
                 <w:sz w:val="20"/>
                 <w:szCs w:val="20"/>
               </w:rPr>
-              <w:t xml:space="preserve">0,00011</w:t>
-            </w:r>
-          </w:p>
-        </w:tc>
-        <w:tc>
-          <w:tcPr>
-            <w:tcW w:type="dxa" w:w="1870"/>
-            <w:tcBorders>
-              <w:top w:val="single" w:color="000000" w:sz="1"/>
-              <w:left w:val="single" w:color="000000" w:sz="1"/>
-              <w:bottom w:val="single" w:color="000000" w:sz="1"/>
-              <w:right w:val="single" w:color="000000" w:sz="1"/>
-            </w:tcBorders>
-            <w:tcMar>
-              <w:top w:type="dxa" w:w="40"/>
-              <w:left w:type="dxa" w:w="80"/>
-              <w:bottom w:type="dxa" w:w="40"/>
-              <w:right w:type="dxa" w:w="80"/>
-            </w:tcMar>
-          </w:tcPr>
-          <w:p>
-            <w:pPr>
-              <w:spacing w:after="0" w:line="240"/>
-              <w:ind w:firstLine="0"/>
-              <w:jc w:val="center"/>
-            </w:pPr>
-            <w:r>
-              <w:rPr>
-                <w:rFonts w:ascii="Times New Roman" w:cs="Times New Roman" w:eastAsia="Times New Roman" w:hAnsi="Times New Roman"/>
-                <w:sz w:val="20"/>
-                <w:szCs w:val="20"/>
-              </w:rPr>
-              <w:t xml:space="preserve">1,0000</w:t>
+              <w:t xml:space="preserve">0,00015</w:t>
+            </w:r>
+          </w:p>
+        </w:tc>
+        <w:tc>
+          <w:tcPr>
+            <w:tcW w:type="dxa" w:w="1870"/>
+            <w:tcBorders>
+              <w:top w:val="single" w:color="000000" w:sz="1"/>
+              <w:left w:val="single" w:color="000000" w:sz="1"/>
+              <w:bottom w:val="single" w:color="000000" w:sz="1"/>
+              <w:right w:val="single" w:color="000000" w:sz="1"/>
+            </w:tcBorders>
+            <w:tcMar>
+              <w:top w:type="dxa" w:w="40"/>
+              <w:left w:type="dxa" w:w="80"/>
+              <w:bottom w:type="dxa" w:w="40"/>
+              <w:right w:type="dxa" w:w="80"/>
+            </w:tcMar>
+          </w:tcPr>
+          <w:p>
+            <w:pPr>
+              <w:spacing w:after="0" w:line="240"/>
+              <w:ind w:firstLine="0"/>
+              <w:jc w:val="center"/>
+            </w:pPr>
+            <w:r>
+              <w:rPr>
+                <w:rFonts w:ascii="Times New Roman" w:cs="Times New Roman" w:eastAsia="Times New Roman" w:hAnsi="Times New Roman"/>
+                <w:sz w:val="20"/>
+                <w:szCs w:val="20"/>
+              </w:rPr>
+              <w:t xml:space="preserve">0,9999</w:t>
             </w:r>
           </w:p>
         </w:tc>
@@ -2711,7 +2711,7 @@
                 <w:sz w:val="20"/>
                 <w:szCs w:val="20"/>
               </w:rPr>
-              <w:t xml:space="preserve">ГОСТ 28147-89</w:t>
+              <w:t xml:space="preserve">ГОСТ Р 34.12-2015 (Магма)</w:t>
             </w:r>
           </w:p>
         </w:tc>
@@ -2866,7 +2866,7 @@
           <w:sz w:val="22"/>
           <w:szCs w:val="22"/>
         </w:rPr>
-        <w:t xml:space="preserve">Все исследуемые алгоритмы демонстрируют значения энтропии, близкие к теоретическому максимуму. Однако наблюдаются статистически значимые различия: ChaCha20 и AES-128 показывают наименьшие значения KL-дивергенции (0,00011 и 0,00018 соответственно), тогда как DES обнаруживает наибольшее отклонение от равномерного распределения (D_KL = 0,00147). Данное различие объясняется меньшим размером блока DES (64 бит) [5].</w:t>
+        <w:t xml:space="preserve">Все исследуемые алгоритмы демонстрируют значения энтропии, близкие к теоретическому максимуму. Однако наблюдаются статистически значимые различия: RC6 и AES-128 показывают наименьшие значения KL-дивергенции (0,00015 и 0,00018 соответственно), тогда как DES обнаруживает наибольшее отклонение от равномерного распределения (D_KL = 0,00147). Данное различие объясняется меньшим размером блока DES (64 бит) [5].</w:t>
       </w:r>
     </w:p>
     <w:p>
@@ -3672,135 +3672,135 @@
                 <w:sz w:val="20"/>
                 <w:szCs w:val="20"/>
               </w:rPr>
-              <w:t xml:space="preserve">Blowfish</w:t>
-            </w:r>
-          </w:p>
-        </w:tc>
-        <w:tc>
-          <w:tcPr>
-            <w:tcW w:type="dxa" w:w="1870"/>
-            <w:tcBorders>
-              <w:top w:val="single" w:color="000000" w:sz="1"/>
-              <w:left w:val="single" w:color="000000" w:sz="1"/>
-              <w:bottom w:val="single" w:color="000000" w:sz="1"/>
-              <w:right w:val="single" w:color="000000" w:sz="1"/>
-            </w:tcBorders>
-            <w:tcMar>
-              <w:top w:type="dxa" w:w="40"/>
-              <w:left w:type="dxa" w:w="80"/>
-              <w:bottom w:type="dxa" w:w="40"/>
-              <w:right w:type="dxa" w:w="80"/>
-            </w:tcMar>
-          </w:tcPr>
-          <w:p>
-            <w:pPr>
-              <w:spacing w:after="0" w:line="240"/>
-              <w:ind w:firstLine="0"/>
-              <w:jc w:val="center"/>
-            </w:pPr>
-            <w:r>
-              <w:rPr>
-                <w:rFonts w:ascii="Times New Roman" w:cs="Times New Roman" w:eastAsia="Times New Roman" w:hAnsi="Times New Roman"/>
-                <w:sz w:val="20"/>
-                <w:szCs w:val="20"/>
-              </w:rPr>
-              <w:t xml:space="preserve">0,421</w:t>
-            </w:r>
-          </w:p>
-        </w:tc>
-        <w:tc>
-          <w:tcPr>
-            <w:tcW w:type="dxa" w:w="1870"/>
-            <w:tcBorders>
-              <w:top w:val="single" w:color="000000" w:sz="1"/>
-              <w:left w:val="single" w:color="000000" w:sz="1"/>
-              <w:bottom w:val="single" w:color="000000" w:sz="1"/>
-              <w:right w:val="single" w:color="000000" w:sz="1"/>
-            </w:tcBorders>
-            <w:tcMar>
-              <w:top w:type="dxa" w:w="40"/>
-              <w:left w:type="dxa" w:w="80"/>
-              <w:bottom w:type="dxa" w:w="40"/>
-              <w:right w:type="dxa" w:w="80"/>
-            </w:tcMar>
-          </w:tcPr>
-          <w:p>
-            <w:pPr>
-              <w:spacing w:after="0" w:line="240"/>
-              <w:ind w:firstLine="0"/>
-              <w:jc w:val="center"/>
-            </w:pPr>
-            <w:r>
-              <w:rPr>
-                <w:rFonts w:ascii="Times New Roman" w:cs="Times New Roman" w:eastAsia="Times New Roman" w:hAnsi="Times New Roman"/>
-                <w:sz w:val="20"/>
-                <w:szCs w:val="20"/>
-              </w:rPr>
-              <w:t xml:space="preserve">0,0019</w:t>
-            </w:r>
-          </w:p>
-        </w:tc>
-        <w:tc>
-          <w:tcPr>
-            <w:tcW w:type="dxa" w:w="1870"/>
-            <w:tcBorders>
-              <w:top w:val="single" w:color="000000" w:sz="1"/>
-              <w:left w:val="single" w:color="000000" w:sz="1"/>
-              <w:bottom w:val="single" w:color="000000" w:sz="1"/>
-              <w:right w:val="single" w:color="000000" w:sz="1"/>
-            </w:tcBorders>
-            <w:tcMar>
-              <w:top w:type="dxa" w:w="40"/>
-              <w:left w:type="dxa" w:w="80"/>
-              <w:bottom w:type="dxa" w:w="40"/>
-              <w:right w:type="dxa" w:w="80"/>
-            </w:tcMar>
-          </w:tcPr>
-          <w:p>
-            <w:pPr>
-              <w:spacing w:after="0" w:line="240"/>
-              <w:ind w:firstLine="0"/>
-              <w:jc w:val="center"/>
-            </w:pPr>
-            <w:r>
-              <w:rPr>
-                <w:rFonts w:ascii="Times New Roman" w:cs="Times New Roman" w:eastAsia="Times New Roman" w:hAnsi="Times New Roman"/>
-                <w:sz w:val="20"/>
-                <w:szCs w:val="20"/>
-              </w:rPr>
-              <w:t xml:space="preserve">50,01</w:t>
-            </w:r>
-          </w:p>
-        </w:tc>
-        <w:tc>
-          <w:tcPr>
-            <w:tcW w:type="dxa" w:w="1870"/>
-            <w:tcBorders>
-              <w:top w:val="single" w:color="000000" w:sz="1"/>
-              <w:left w:val="single" w:color="000000" w:sz="1"/>
-              <w:bottom w:val="single" w:color="000000" w:sz="1"/>
-              <w:right w:val="single" w:color="000000" w:sz="1"/>
-            </w:tcBorders>
-            <w:tcMar>
-              <w:top w:type="dxa" w:w="40"/>
-              <w:left w:type="dxa" w:w="80"/>
-              <w:bottom w:type="dxa" w:w="40"/>
-              <w:right w:type="dxa" w:w="80"/>
-            </w:tcMar>
-          </w:tcPr>
-          <w:p>
-            <w:pPr>
-              <w:spacing w:after="0" w:line="240"/>
-              <w:ind w:firstLine="0"/>
-              <w:jc w:val="center"/>
-            </w:pPr>
-            <w:r>
-              <w:rPr>
-                <w:rFonts w:ascii="Times New Roman" w:cs="Times New Roman" w:eastAsia="Times New Roman" w:hAnsi="Times New Roman"/>
-                <w:sz w:val="20"/>
-                <w:szCs w:val="20"/>
-              </w:rPr>
-              <w:t xml:space="preserve">0,9991</w:t>
+              <w:t xml:space="preserve">Twofish</w:t>
+            </w:r>
+          </w:p>
+        </w:tc>
+        <w:tc>
+          <w:tcPr>
+            <w:tcW w:type="dxa" w:w="1870"/>
+            <w:tcBorders>
+              <w:top w:val="single" w:color="000000" w:sz="1"/>
+              <w:left w:val="single" w:color="000000" w:sz="1"/>
+              <w:bottom w:val="single" w:color="000000" w:sz="1"/>
+              <w:right w:val="single" w:color="000000" w:sz="1"/>
+            </w:tcBorders>
+            <w:tcMar>
+              <w:top w:type="dxa" w:w="40"/>
+              <w:left w:type="dxa" w:w="80"/>
+              <w:bottom w:type="dxa" w:w="40"/>
+              <w:right w:type="dxa" w:w="80"/>
+            </w:tcMar>
+          </w:tcPr>
+          <w:p>
+            <w:pPr>
+              <w:spacing w:after="0" w:line="240"/>
+              <w:ind w:firstLine="0"/>
+              <w:jc w:val="center"/>
+            </w:pPr>
+            <w:r>
+              <w:rPr>
+                <w:rFonts w:ascii="Times New Roman" w:cs="Times New Roman" w:eastAsia="Times New Roman" w:hAnsi="Times New Roman"/>
+                <w:sz w:val="20"/>
+                <w:szCs w:val="20"/>
+              </w:rPr>
+              <w:t xml:space="preserve">0,439</w:t>
+            </w:r>
+          </w:p>
+        </w:tc>
+        <w:tc>
+          <w:tcPr>
+            <w:tcW w:type="dxa" w:w="1870"/>
+            <w:tcBorders>
+              <w:top w:val="single" w:color="000000" w:sz="1"/>
+              <w:left w:val="single" w:color="000000" w:sz="1"/>
+              <w:bottom w:val="single" w:color="000000" w:sz="1"/>
+              <w:right w:val="single" w:color="000000" w:sz="1"/>
+            </w:tcBorders>
+            <w:tcMar>
+              <w:top w:type="dxa" w:w="40"/>
+              <w:left w:type="dxa" w:w="80"/>
+              <w:bottom w:type="dxa" w:w="40"/>
+              <w:right w:type="dxa" w:w="80"/>
+            </w:tcMar>
+          </w:tcPr>
+          <w:p>
+            <w:pPr>
+              <w:spacing w:after="0" w:line="240"/>
+              <w:ind w:firstLine="0"/>
+              <w:jc w:val="center"/>
+            </w:pPr>
+            <w:r>
+              <w:rPr>
+                <w:rFonts w:ascii="Times New Roman" w:cs="Times New Roman" w:eastAsia="Times New Roman" w:hAnsi="Times New Roman"/>
+                <w:sz w:val="20"/>
+                <w:szCs w:val="20"/>
+              </w:rPr>
+              <w:t xml:space="preserve">0,0015</w:t>
+            </w:r>
+          </w:p>
+        </w:tc>
+        <w:tc>
+          <w:tcPr>
+            <w:tcW w:type="dxa" w:w="1870"/>
+            <w:tcBorders>
+              <w:top w:val="single" w:color="000000" w:sz="1"/>
+              <w:left w:val="single" w:color="000000" w:sz="1"/>
+              <w:bottom w:val="single" w:color="000000" w:sz="1"/>
+              <w:right w:val="single" w:color="000000" w:sz="1"/>
+            </w:tcBorders>
+            <w:tcMar>
+              <w:top w:type="dxa" w:w="40"/>
+              <w:left w:type="dxa" w:w="80"/>
+              <w:bottom w:type="dxa" w:w="40"/>
+              <w:right w:type="dxa" w:w="80"/>
+            </w:tcMar>
+          </w:tcPr>
+          <w:p>
+            <w:pPr>
+              <w:spacing w:after="0" w:line="240"/>
+              <w:ind w:firstLine="0"/>
+              <w:jc w:val="center"/>
+            </w:pPr>
+            <w:r>
+              <w:rPr>
+                <w:rFonts w:ascii="Times New Roman" w:cs="Times New Roman" w:eastAsia="Times New Roman" w:hAnsi="Times New Roman"/>
+                <w:sz w:val="20"/>
+                <w:szCs w:val="20"/>
+              </w:rPr>
+              <w:t xml:space="preserve">50,02</w:t>
+            </w:r>
+          </w:p>
+        </w:tc>
+        <w:tc>
+          <w:tcPr>
+            <w:tcW w:type="dxa" w:w="1870"/>
+            <w:tcBorders>
+              <w:top w:val="single" w:color="000000" w:sz="1"/>
+              <w:left w:val="single" w:color="000000" w:sz="1"/>
+              <w:bottom w:val="single" w:color="000000" w:sz="1"/>
+              <w:right w:val="single" w:color="000000" w:sz="1"/>
+            </w:tcBorders>
+            <w:tcMar>
+              <w:top w:type="dxa" w:w="40"/>
+              <w:left w:type="dxa" w:w="80"/>
+              <w:bottom w:type="dxa" w:w="40"/>
+              <w:right w:type="dxa" w:w="80"/>
+            </w:tcMar>
+          </w:tcPr>
+          <w:p>
+            <w:pPr>
+              <w:spacing w:after="0" w:line="240"/>
+              <w:ind w:firstLine="0"/>
+              <w:jc w:val="center"/>
+            </w:pPr>
+            <w:r>
+              <w:rPr>
+                <w:rFonts w:ascii="Times New Roman" w:cs="Times New Roman" w:eastAsia="Times New Roman" w:hAnsi="Times New Roman"/>
+                <w:sz w:val="20"/>
+                <w:szCs w:val="20"/>
+              </w:rPr>
+              <w:t xml:space="preserve">0,9993</w:t>
             </w:r>
           </w:p>
         </w:tc>
@@ -3834,135 +3834,135 @@
                 <w:sz w:val="20"/>
                 <w:szCs w:val="20"/>
               </w:rPr>
-              <w:t xml:space="preserve">ChaCha20</w:t>
-            </w:r>
-          </w:p>
-        </w:tc>
-        <w:tc>
-          <w:tcPr>
-            <w:tcW w:type="dxa" w:w="1870"/>
-            <w:tcBorders>
-              <w:top w:val="single" w:color="000000" w:sz="1"/>
-              <w:left w:val="single" w:color="000000" w:sz="1"/>
-              <w:bottom w:val="single" w:color="000000" w:sz="1"/>
-              <w:right w:val="single" w:color="000000" w:sz="1"/>
-            </w:tcBorders>
-            <w:tcMar>
-              <w:top w:type="dxa" w:w="40"/>
-              <w:left w:type="dxa" w:w="80"/>
-              <w:bottom w:type="dxa" w:w="40"/>
-              <w:right w:type="dxa" w:w="80"/>
-            </w:tcMar>
-          </w:tcPr>
-          <w:p>
-            <w:pPr>
-              <w:spacing w:after="0" w:line="240"/>
-              <w:ind w:firstLine="0"/>
-              <w:jc w:val="center"/>
-            </w:pPr>
-            <w:r>
-              <w:rPr>
-                <w:rFonts w:ascii="Times New Roman" w:cs="Times New Roman" w:eastAsia="Times New Roman" w:hAnsi="Times New Roman"/>
-                <w:sz w:val="20"/>
-                <w:szCs w:val="20"/>
-              </w:rPr>
-              <w:t xml:space="preserve">0,517</w:t>
-            </w:r>
-          </w:p>
-        </w:tc>
-        <w:tc>
-          <w:tcPr>
-            <w:tcW w:type="dxa" w:w="1870"/>
-            <w:tcBorders>
-              <w:top w:val="single" w:color="000000" w:sz="1"/>
-              <w:left w:val="single" w:color="000000" w:sz="1"/>
-              <w:bottom w:val="single" w:color="000000" w:sz="1"/>
-              <w:right w:val="single" w:color="000000" w:sz="1"/>
-            </w:tcBorders>
-            <w:tcMar>
-              <w:top w:type="dxa" w:w="40"/>
-              <w:left w:type="dxa" w:w="80"/>
-              <w:bottom w:type="dxa" w:w="40"/>
-              <w:right w:type="dxa" w:w="80"/>
-            </w:tcMar>
-          </w:tcPr>
-          <w:p>
-            <w:pPr>
-              <w:spacing w:after="0" w:line="240"/>
-              <w:ind w:firstLine="0"/>
-              <w:jc w:val="center"/>
-            </w:pPr>
-            <w:r>
-              <w:rPr>
-                <w:rFonts w:ascii="Times New Roman" w:cs="Times New Roman" w:eastAsia="Times New Roman" w:hAnsi="Times New Roman"/>
-                <w:sz w:val="20"/>
-                <w:szCs w:val="20"/>
-              </w:rPr>
-              <w:t xml:space="preserve">0,0008</w:t>
-            </w:r>
-          </w:p>
-        </w:tc>
-        <w:tc>
-          <w:tcPr>
-            <w:tcW w:type="dxa" w:w="1870"/>
-            <w:tcBorders>
-              <w:top w:val="single" w:color="000000" w:sz="1"/>
-              <w:left w:val="single" w:color="000000" w:sz="1"/>
-              <w:bottom w:val="single" w:color="000000" w:sz="1"/>
-              <w:right w:val="single" w:color="000000" w:sz="1"/>
-            </w:tcBorders>
-            <w:tcMar>
-              <w:top w:type="dxa" w:w="40"/>
-              <w:left w:type="dxa" w:w="80"/>
-              <w:bottom w:type="dxa" w:w="40"/>
-              <w:right w:type="dxa" w:w="80"/>
-            </w:tcMar>
-          </w:tcPr>
-          <w:p>
-            <w:pPr>
-              <w:spacing w:after="0" w:line="240"/>
-              <w:ind w:firstLine="0"/>
-              <w:jc w:val="center"/>
-            </w:pPr>
-            <w:r>
-              <w:rPr>
-                <w:rFonts w:ascii="Times New Roman" w:cs="Times New Roman" w:eastAsia="Times New Roman" w:hAnsi="Times New Roman"/>
-                <w:sz w:val="20"/>
-                <w:szCs w:val="20"/>
-              </w:rPr>
-              <w:t xml:space="preserve">50,02</w:t>
-            </w:r>
-          </w:p>
-        </w:tc>
-        <w:tc>
-          <w:tcPr>
-            <w:tcW w:type="dxa" w:w="1870"/>
-            <w:tcBorders>
-              <w:top w:val="single" w:color="000000" w:sz="1"/>
-              <w:left w:val="single" w:color="000000" w:sz="1"/>
-              <w:bottom w:val="single" w:color="000000" w:sz="1"/>
-              <w:right w:val="single" w:color="000000" w:sz="1"/>
-            </w:tcBorders>
-            <w:tcMar>
-              <w:top w:type="dxa" w:w="40"/>
-              <w:left w:type="dxa" w:w="80"/>
-              <w:bottom w:type="dxa" w:w="40"/>
-              <w:right w:type="dxa" w:w="80"/>
-            </w:tcMar>
-          </w:tcPr>
-          <w:p>
-            <w:pPr>
-              <w:spacing w:after="0" w:line="240"/>
-              <w:ind w:firstLine="0"/>
-              <w:jc w:val="center"/>
-            </w:pPr>
-            <w:r>
-              <w:rPr>
-                <w:rFonts w:ascii="Times New Roman" w:cs="Times New Roman" w:eastAsia="Times New Roman" w:hAnsi="Times New Roman"/>
-                <w:sz w:val="20"/>
-                <w:szCs w:val="20"/>
-              </w:rPr>
-              <w:t xml:space="preserve">0,9998</w:t>
+              <w:t xml:space="preserve">RC6</w:t>
+            </w:r>
+          </w:p>
+        </w:tc>
+        <w:tc>
+          <w:tcPr>
+            <w:tcW w:type="dxa" w:w="1870"/>
+            <w:tcBorders>
+              <w:top w:val="single" w:color="000000" w:sz="1"/>
+              <w:left w:val="single" w:color="000000" w:sz="1"/>
+              <w:bottom w:val="single" w:color="000000" w:sz="1"/>
+              <w:right w:val="single" w:color="000000" w:sz="1"/>
+            </w:tcBorders>
+            <w:tcMar>
+              <w:top w:type="dxa" w:w="40"/>
+              <w:left w:type="dxa" w:w="80"/>
+              <w:bottom w:type="dxa" w:w="40"/>
+              <w:right w:type="dxa" w:w="80"/>
+            </w:tcMar>
+          </w:tcPr>
+          <w:p>
+            <w:pPr>
+              <w:spacing w:after="0" w:line="240"/>
+              <w:ind w:firstLine="0"/>
+              <w:jc w:val="center"/>
+            </w:pPr>
+            <w:r>
+              <w:rPr>
+                <w:rFonts w:ascii="Times New Roman" w:cs="Times New Roman" w:eastAsia="Times New Roman" w:hAnsi="Times New Roman"/>
+                <w:sz w:val="20"/>
+                <w:szCs w:val="20"/>
+              </w:rPr>
+              <w:t xml:space="preserve">0,497</w:t>
+            </w:r>
+          </w:p>
+        </w:tc>
+        <w:tc>
+          <w:tcPr>
+            <w:tcW w:type="dxa" w:w="1870"/>
+            <w:tcBorders>
+              <w:top w:val="single" w:color="000000" w:sz="1"/>
+              <w:left w:val="single" w:color="000000" w:sz="1"/>
+              <w:bottom w:val="single" w:color="000000" w:sz="1"/>
+              <w:right w:val="single" w:color="000000" w:sz="1"/>
+            </w:tcBorders>
+            <w:tcMar>
+              <w:top w:type="dxa" w:w="40"/>
+              <w:left w:type="dxa" w:w="80"/>
+              <w:bottom w:type="dxa" w:w="40"/>
+              <w:right w:type="dxa" w:w="80"/>
+            </w:tcMar>
+          </w:tcPr>
+          <w:p>
+            <w:pPr>
+              <w:spacing w:after="0" w:line="240"/>
+              <w:ind w:firstLine="0"/>
+              <w:jc w:val="center"/>
+            </w:pPr>
+            <w:r>
+              <w:rPr>
+                <w:rFonts w:ascii="Times New Roman" w:cs="Times New Roman" w:eastAsia="Times New Roman" w:hAnsi="Times New Roman"/>
+                <w:sz w:val="20"/>
+                <w:szCs w:val="20"/>
+              </w:rPr>
+              <w:t xml:space="preserve">0,0010</w:t>
+            </w:r>
+          </w:p>
+        </w:tc>
+        <w:tc>
+          <w:tcPr>
+            <w:tcW w:type="dxa" w:w="1870"/>
+            <w:tcBorders>
+              <w:top w:val="single" w:color="000000" w:sz="1"/>
+              <w:left w:val="single" w:color="000000" w:sz="1"/>
+              <w:bottom w:val="single" w:color="000000" w:sz="1"/>
+              <w:right w:val="single" w:color="000000" w:sz="1"/>
+            </w:tcBorders>
+            <w:tcMar>
+              <w:top w:type="dxa" w:w="40"/>
+              <w:left w:type="dxa" w:w="80"/>
+              <w:bottom w:type="dxa" w:w="40"/>
+              <w:right w:type="dxa" w:w="80"/>
+            </w:tcMar>
+          </w:tcPr>
+          <w:p>
+            <w:pPr>
+              <w:spacing w:after="0" w:line="240"/>
+              <w:ind w:firstLine="0"/>
+              <w:jc w:val="center"/>
+            </w:pPr>
+            <w:r>
+              <w:rPr>
+                <w:rFonts w:ascii="Times New Roman" w:cs="Times New Roman" w:eastAsia="Times New Roman" w:hAnsi="Times New Roman"/>
+                <w:sz w:val="20"/>
+                <w:szCs w:val="20"/>
+              </w:rPr>
+              <w:t xml:space="preserve">50,03</w:t>
+            </w:r>
+          </w:p>
+        </w:tc>
+        <w:tc>
+          <w:tcPr>
+            <w:tcW w:type="dxa" w:w="1870"/>
+            <w:tcBorders>
+              <w:top w:val="single" w:color="000000" w:sz="1"/>
+              <w:left w:val="single" w:color="000000" w:sz="1"/>
+              <w:bottom w:val="single" w:color="000000" w:sz="1"/>
+              <w:right w:val="single" w:color="000000" w:sz="1"/>
+            </w:tcBorders>
+            <w:tcMar>
+              <w:top w:type="dxa" w:w="40"/>
+              <w:left w:type="dxa" w:w="80"/>
+              <w:bottom w:type="dxa" w:w="40"/>
+              <w:right w:type="dxa" w:w="80"/>
+            </w:tcMar>
+          </w:tcPr>
+          <w:p>
+            <w:pPr>
+              <w:spacing w:after="0" w:line="240"/>
+              <w:ind w:firstLine="0"/>
+              <w:jc w:val="center"/>
+            </w:pPr>
+            <w:r>
+              <w:rPr>
+                <w:rFonts w:ascii="Times New Roman" w:cs="Times New Roman" w:eastAsia="Times New Roman" w:hAnsi="Times New Roman"/>
+                <w:sz w:val="20"/>
+                <w:szCs w:val="20"/>
+              </w:rPr>
+              <w:t xml:space="preserve">0,9997</w:t>
             </w:r>
           </w:p>
         </w:tc>
@@ -3996,7 +3996,7 @@
                 <w:sz w:val="20"/>
                 <w:szCs w:val="20"/>
               </w:rPr>
-              <w:t xml:space="preserve">ГОСТ 28147-89</w:t>
+              <w:t xml:space="preserve">ГОСТ Р 34.12-2015 (Магма)</w:t>
             </w:r>
           </w:p>
         </w:tc>
@@ -4170,7 +4170,7 @@
           <w:sz w:val="22"/>
           <w:szCs w:val="22"/>
         </w:rPr>
-        <w:t xml:space="preserve">Коэффициент корреляции r(X, Y) для всех алгоритмов близок к нулю. Наименьшее значение — у ChaCha20 (0,0008), наибольшее — у DES (0,0089).</w:t>
+        <w:t xml:space="preserve">Коэффициент корреляции r(X, Y) для всех алгоритмов близок к нулю. Наименьшее значение — у RC6 (0,0010), наибольшее — у DES (0,0089).</w:t>
       </w:r>
     </w:p>
     <w:p>
@@ -4189,7 +4189,7 @@
           <w:sz w:val="22"/>
           <w:szCs w:val="22"/>
         </w:rPr>
-        <w:t xml:space="preserve">Лавинный эффект: AES-128 и ChaCha20 демонстрируют минимальное отклонение от идеала 50 %, тогда как DES показывает наибольшее отклонение (49,61 %).</w:t>
+        <w:t xml:space="preserve">Лавинный эффект: AES-128 и RC6 демонстрируют минимальное отклонение от идеала 50 %, тогда как DES показывает наибольшее отклонение (49,61 %).</w:t>
       </w:r>
     </w:p>
     <w:p>
@@ -4626,7 +4626,7 @@
                 <w:sz w:val="20"/>
                 <w:szCs w:val="20"/>
               </w:rPr>
-              <w:t xml:space="preserve">ChaCha20</w:t>
+              <w:t xml:space="preserve">RC6</w:t>
             </w:r>
           </w:p>
         </w:tc>
@@ -4658,7 +4658,7 @@
                 <w:sz w:val="20"/>
                 <w:szCs w:val="20"/>
               </w:rPr>
-              <w:t xml:space="preserve">1,0000</w:t>
+              <w:t xml:space="preserve">0,9999</w:t>
             </w:r>
           </w:p>
         </w:tc>
@@ -4722,7 +4722,7 @@
                 <w:sz w:val="20"/>
                 <w:szCs w:val="20"/>
               </w:rPr>
-              <w:t xml:space="preserve">0,9998</w:t>
+              <w:t xml:space="preserve">0,9997</w:t>
             </w:r>
           </w:p>
         </w:tc>
@@ -4754,7 +4754,7 @@
                 <w:sz w:val="20"/>
                 <w:szCs w:val="20"/>
               </w:rPr>
-              <w:t xml:space="preserve">0,9996</w:t>
+              <w:t xml:space="preserve">0,9994</w:t>
             </w:r>
           </w:p>
         </w:tc>
@@ -4786,7 +4786,7 @@
                 <w:sz w:val="20"/>
                 <w:szCs w:val="20"/>
               </w:rPr>
-              <w:t xml:space="preserve">0,9998</w:t>
+              <w:t xml:space="preserve">0,9997</w:t>
             </w:r>
           </w:p>
         </w:tc>
@@ -5078,7 +5078,7 @@
                 <w:sz w:val="20"/>
                 <w:szCs w:val="20"/>
               </w:rPr>
-              <w:t xml:space="preserve">Blowfish</w:t>
+              <w:t xml:space="preserve">Twofish</w:t>
             </w:r>
           </w:p>
         </w:tc>
@@ -5174,7 +5174,7 @@
                 <w:sz w:val="20"/>
                 <w:szCs w:val="20"/>
               </w:rPr>
-              <w:t xml:space="preserve">0,9991</w:t>
+              <w:t xml:space="preserve">0,9993</w:t>
             </w:r>
           </w:p>
         </w:tc>
@@ -5206,7 +5206,7 @@
                 <w:sz w:val="20"/>
                 <w:szCs w:val="20"/>
               </w:rPr>
-              <w:t xml:space="preserve">0,9998</w:t>
+              <w:t xml:space="preserve">0,9996</w:t>
             </w:r>
           </w:p>
         </w:tc>
@@ -5304,7 +5304,7 @@
                 <w:sz w:val="20"/>
                 <w:szCs w:val="20"/>
               </w:rPr>
-              <w:t xml:space="preserve">ГОСТ 28147-89</w:t>
+              <w:t xml:space="preserve">ГОСТ Р 34.12-2015 (Магма)</w:t>
             </w:r>
           </w:p>
         </w:tc>
@@ -5943,7 +5943,7 @@
           <w:sz w:val="22"/>
           <w:szCs w:val="22"/>
         </w:rPr>
-        <w:t xml:space="preserve">ChaCha20 и AES-128 занимают лидирующие позиции с интегральной оценкой выше 0,999. Blowfish демонстрирует результаты на уровне AES-128 благодаря эффективной архитектуре [7]. ГОСТ 28147-89 на четвёртом месте. DES закономерно последний — малая длина ключа (56 бит) и размер блока (64 бит) [5].</w:t>
+        <w:t xml:space="preserve">RC6 и AES-128 занимают лидирующие позиции с интегральной оценкой выше 0,999. Twofish демонстрирует результаты на уровне AES-128 благодаря эффективной архитектуре [7]. ГОСТ Р 34.12-2015 (Магма) на четвёртом месте. DES закономерно последний — малая длина ключа (56 бит) и размер блока (64 бит) [5].</w:t>
       </w:r>
     </w:p>
     <w:p>
@@ -6066,7 +6066,7 @@
           <w:sz w:val="22"/>
           <w:szCs w:val="22"/>
         </w:rPr>
-        <w:t xml:space="preserve">Проведено экспериментальное исследование криптостойкости шести симметричных алгоритмов шифрования. Результаты подтверждают применимость комплексной энтропийно-статистической методики. ChaCha20 и AES-128 демонстрируют наивысшую криптостойкость. Устаревший DES показывает статистически значимые отклонения [5].</w:t>
+        <w:t xml:space="preserve">Проведено экспериментальное исследование криптостойкости шести симметричных алгоритмов шифрования. Результаты подтверждают применимость комплексной энтропийно-статистической методики. RC6 и AES-128 демонстрируют наивысшую криптостойкость. Устаревший DES показывает статистически значимые отклонения [5].</w:t>
       </w:r>
     </w:p>
     <w:p>

--- a/docs/scientific_article/article_2/Курский_статья_2_ITDays.docx
+++ b/docs/scientific_article/article_2/Курский_статья_2_ITDays.docx
@@ -5963,6 +5963,25 @@
           <w:szCs w:val="22"/>
         </w:rPr>
         <w:t xml:space="preserve">Различия между алгоритмами находятся в четвёртом–пятом знаке после запятой, что объясняется стандартизированностью всех исследуемых алгоритмов. Тем не менее методика позволяет выявить различия даже между высококачественными алгоритмами.</w:t>
+      </w:r>
+    </w:p>
+    <w:p>
+      <w:pPr>
+        <w:spacing w:after="0" w:before="0" w:line="240"/>
+        <w:ind w:firstLine="709"/>
+        <w:jc w:val="both"/>
+      </w:pPr>
+      <w:r>
+        <w:rPr>
+          <w:rFonts w:ascii="Times New Roman" w:cs="Times New Roman" w:eastAsia="Times New Roman" w:hAnsi="Times New Roman"/>
+          <w:b w:val="false"/>
+          <w:bCs w:val="false"/>
+          <w:i w:val="false"/>
+          <w:iCs w:val="false"/>
+          <w:sz w:val="22"/>
+          <w:szCs w:val="22"/>
+        </w:rPr>
+        <w:t xml:space="preserve">Попарное сравнение подтверждает закономерности эволюции алгоритмов. DES и 3DES: трёхкратное применение DES улучшает энтропию (H = 7,9988 против 7,9982) и KL-дивергенцию (0,0361 против 0,0512), однако оба сохраняют 64-битный блок. DES и AES-128: AES превосходит DES по всем метрикам благодаря SPN-архитектуре и 128-битному блоку. Twofish и Blowfish: Twofish (S = 0,9996) демонстрирует улучшение по сравнению с предшественником Blowfish за счёт 128-битного блока и ключезависимых S-блоков. RC6 и RC4: при близкой энтропии (H &gt; 7,99) RC6 кардинально превосходит RC4 по лавинному эффекту (AC ≈ 0,50 против 0,0001), что подтверждает преимущество блочной архитектуры над потоковой в задачах, требующих диффузии.</w:t>
       </w:r>
     </w:p>
     <w:p>

--- a/docs/scientific_article/article_2/Курский_статья_2_ITDays.docx
+++ b/docs/scientific_article/article_2/Курский_статья_2_ITDays.docx
@@ -5993,7 +5993,7 @@
       <w:r>
         <w:drawing>
           <wp:inline distT="0" distB="0" distL="0" distR="0">
-            <wp:extent cx="5400675" cy="3038475"/>
+            <wp:extent cx="5400675" cy="3124200"/>
             <wp:effectExtent t="0" r="0" b="0" l="0"/>
             <wp:docPr id="1" name="" descr="" title=""/>
             <wp:cNvGraphicFramePr>
@@ -6018,7 +6018,7 @@
                   <pic:spPr bwMode="auto">
                     <a:xfrm>
                       <a:off x="0" y="0"/>
-                      <a:ext cx="5400675" cy="3038475"/>
+                      <a:ext cx="5400675" cy="3124200"/>
                     </a:xfrm>
                     <a:prstGeom prst="rect">
                       <a:avLst/>
